--- a/prtcl.docx
+++ b/prtcl.docx
@@ -5,140 +5,80 @@
     <w:p>
       <w:pPr>
         <w:jc w:val="center"/>
-        <w:rPr>
-          <w:lang w:val="en-US"/>
-        </w:rPr>
       </w:pPr>
       <w:r>
-        <w:rPr>
-          <w:lang w:val="en-US"/>
-        </w:rPr>
         <w:t>Protocol:</w:t>
       </w:r>
     </w:p>
     <w:p>
       <w:pPr>
         <w:jc w:val="center"/>
-        <w:rPr>
-          <w:lang w:val="en-US"/>
-        </w:rPr>
       </w:pPr>
     </w:p>
     <w:p>
       <w:pPr>
         <w:jc w:val="center"/>
-        <w:rPr>
-          <w:lang w:val="en-US"/>
-        </w:rPr>
       </w:pPr>
       <w:r>
-        <w:rPr>
-          <w:lang w:val="en-US"/>
-        </w:rPr>
         <w:t>Message structure: LEN|TYPE|FIELDS</w:t>
       </w:r>
     </w:p>
     <w:p>
       <w:pPr>
         <w:jc w:val="center"/>
-        <w:rPr>
-          <w:lang w:val="en-US"/>
-        </w:rPr>
       </w:pPr>
       <w:r>
-        <w:rPr>
-          <w:lang w:val="en-US"/>
-        </w:rPr>
         <w:t>LEN – 4 BYTE STRUCT</w:t>
       </w:r>
     </w:p>
     <w:p>
       <w:pPr>
         <w:jc w:val="center"/>
-        <w:rPr>
-          <w:lang w:val="en-US"/>
-        </w:rPr>
       </w:pPr>
       <w:r>
-        <w:rPr>
-          <w:lang w:val="en-US"/>
-        </w:rPr>
         <w:t>TYPE – TYPE OF MESSAGE. LISTED BELOW</w:t>
       </w:r>
     </w:p>
     <w:p>
       <w:pPr>
         <w:jc w:val="center"/>
-        <w:rPr>
-          <w:lang w:val="en-US"/>
-        </w:rPr>
       </w:pPr>
       <w:r>
-        <w:rPr>
-          <w:lang w:val="en-US"/>
-        </w:rPr>
         <w:t>FIELDS – MESSAGE FIELDS, DEPENDENT ON T</w:t>
       </w:r>
       <w:r>
-        <w:rPr>
-          <w:lang w:val="en-US"/>
-        </w:rPr>
         <w:t>YPE</w:t>
       </w:r>
     </w:p>
     <w:p>
       <w:pPr>
         <w:jc w:val="center"/>
-        <w:rPr>
-          <w:lang w:val="en-US"/>
-        </w:rPr>
       </w:pPr>
     </w:p>
     <w:p>
       <w:pPr>
         <w:jc w:val="center"/>
-        <w:rPr>
-          <w:lang w:val="en-US"/>
-        </w:rPr>
       </w:pPr>
       <w:r>
-        <w:rPr>
-          <w:lang w:val="en-US"/>
-        </w:rPr>
         <w:t xml:space="preserve">FIELD SEPERATOR -   </w:t>
       </w:r>
       <w:r>
-        <w:rPr>
-          <w:lang w:val="en-US"/>
-        </w:rPr>
         <w:t>|``|</w:t>
       </w:r>
     </w:p>
     <w:p>
       <w:pPr>
         <w:jc w:val="center"/>
-        <w:rPr>
-          <w:lang w:val="en-US"/>
-        </w:rPr>
       </w:pPr>
     </w:p>
     <w:p>
       <w:pPr>
         <w:jc w:val="center"/>
-        <w:rPr>
-          <w:lang w:val="en-US"/>
-        </w:rPr>
       </w:pPr>
       <w:r>
-        <w:rPr>
-          <w:lang w:val="en-US"/>
-        </w:rPr>
         <w:t>Message types</w:t>
       </w:r>
       <w:r>
-        <w:rPr>
-          <w:lang w:val="en-US"/>
-        </w:rPr>
         <w:t>:</w:t>
       </w:r>
     </w:p>
@@ -159,15 +99,7 @@
             <w:tcW w:w="3005" w:type="dxa"/>
           </w:tcPr>
           <w:p>
-            <w:pPr>
-              <w:rPr>
-                <w:lang w:val="en-US"/>
-              </w:rPr>
-            </w:pPr>
-            <w:r>
-              <w:rPr>
-                <w:lang w:val="en-US"/>
-              </w:rPr>
+            <w:r>
               <w:t>TYPE</w:t>
             </w:r>
           </w:p>
@@ -177,15 +109,7 @@
             <w:tcW w:w="3005" w:type="dxa"/>
           </w:tcPr>
           <w:p>
-            <w:pPr>
-              <w:rPr>
-                <w:lang w:val="en-US"/>
-              </w:rPr>
-            </w:pPr>
-            <w:r>
-              <w:rPr>
-                <w:lang w:val="en-US"/>
-              </w:rPr>
+            <w:r>
               <w:t>PURPOSE</w:t>
             </w:r>
           </w:p>
@@ -195,15 +119,7 @@
             <w:tcW w:w="3006" w:type="dxa"/>
           </w:tcPr>
           <w:p>
-            <w:pPr>
-              <w:rPr>
-                <w:lang w:val="en-US"/>
-              </w:rPr>
-            </w:pPr>
-            <w:r>
-              <w:rPr>
-                <w:lang w:val="en-US"/>
-              </w:rPr>
+            <w:r>
               <w:t>FIELDS</w:t>
             </w:r>
           </w:p>
@@ -217,14 +133,8 @@
           <w:p>
             <w:pPr>
               <w:jc w:val="center"/>
-              <w:rPr>
-                <w:lang w:val="en-US"/>
-              </w:rPr>
-            </w:pPr>
-            <w:r>
-              <w:rPr>
-                <w:lang w:val="en-US"/>
-              </w:rPr>
+            </w:pPr>
+            <w:r>
               <w:t>SIGN</w:t>
             </w:r>
           </w:p>
@@ -236,14 +146,8 @@
           <w:p>
             <w:pPr>
               <w:jc w:val="center"/>
-              <w:rPr>
-                <w:lang w:val="en-US"/>
-              </w:rPr>
-            </w:pPr>
-            <w:r>
-              <w:rPr>
-                <w:lang w:val="en-US"/>
-              </w:rPr>
+            </w:pPr>
+            <w:r>
               <w:t>USER SENDS SIGN UP CREDS</w:t>
             </w:r>
           </w:p>
@@ -255,26 +159,14 @@
           <w:p>
             <w:pPr>
               <w:jc w:val="center"/>
-              <w:rPr>
-                <w:lang w:val="en-US"/>
-              </w:rPr>
-            </w:pPr>
-            <w:r>
-              <w:rPr>
-                <w:lang w:val="en-US"/>
-              </w:rPr>
+            </w:pPr>
+            <w:r>
               <w:t>EMAIL,</w:t>
             </w:r>
             <w:r>
-              <w:rPr>
-                <w:lang w:val="en-US"/>
-              </w:rPr>
               <w:t>USER,</w:t>
             </w:r>
             <w:r>
-              <w:rPr>
-                <w:lang w:val="en-US"/>
-              </w:rPr>
               <w:t xml:space="preserve"> PASS</w:t>
             </w:r>
           </w:p>
@@ -288,14 +180,8 @@
           <w:p>
             <w:pPr>
               <w:jc w:val="center"/>
-              <w:rPr>
-                <w:lang w:val="en-US"/>
-              </w:rPr>
-            </w:pPr>
-            <w:r>
-              <w:rPr>
-                <w:lang w:val="en-US"/>
-              </w:rPr>
+            </w:pPr>
+            <w:r>
               <w:t>SIGR</w:t>
             </w:r>
           </w:p>
@@ -307,14 +193,8 @@
           <w:p>
             <w:pPr>
               <w:jc w:val="center"/>
-              <w:rPr>
-                <w:lang w:val="en-US"/>
-              </w:rPr>
-            </w:pPr>
-            <w:r>
-              <w:rPr>
-                <w:lang w:val="en-US"/>
-              </w:rPr>
+            </w:pPr>
+            <w:r>
               <w:t>SERVER APPROVES LOGIN ATTEMPT</w:t>
             </w:r>
           </w:p>
@@ -326,14 +206,8 @@
           <w:p>
             <w:pPr>
               <w:jc w:val="center"/>
-              <w:rPr>
-                <w:lang w:val="en-US"/>
-              </w:rPr>
-            </w:pPr>
-            <w:r>
-              <w:rPr>
-                <w:lang w:val="en-US"/>
-              </w:rPr>
+            </w:pPr>
+            <w:r>
               <w:t>none</w:t>
             </w:r>
           </w:p>
@@ -347,14 +221,8 @@
           <w:p>
             <w:pPr>
               <w:jc w:val="center"/>
-              <w:rPr>
-                <w:lang w:val="en-US"/>
-              </w:rPr>
-            </w:pPr>
-            <w:r>
-              <w:rPr>
-                <w:lang w:val="en-US"/>
-              </w:rPr>
+            </w:pPr>
+            <w:r>
               <w:t>LOGN</w:t>
             </w:r>
           </w:p>
@@ -366,14 +234,8 @@
           <w:p>
             <w:pPr>
               <w:jc w:val="center"/>
-              <w:rPr>
-                <w:lang w:val="en-US"/>
-              </w:rPr>
-            </w:pPr>
-            <w:r>
-              <w:rPr>
-                <w:lang w:val="en-US"/>
-              </w:rPr>
+            </w:pPr>
+            <w:r>
               <w:t>USER SENDS LOGIN CREDS</w:t>
             </w:r>
           </w:p>
@@ -385,14 +247,8 @@
           <w:p>
             <w:pPr>
               <w:jc w:val="center"/>
-              <w:rPr>
-                <w:lang w:val="en-US"/>
-              </w:rPr>
-            </w:pPr>
-            <w:r>
-              <w:rPr>
-                <w:lang w:val="en-US"/>
-              </w:rPr>
+            </w:pPr>
+            <w:r>
               <w:t>EMAIL, PASS</w:t>
             </w:r>
           </w:p>
@@ -406,14 +262,8 @@
           <w:p>
             <w:pPr>
               <w:jc w:val="center"/>
-              <w:rPr>
-                <w:lang w:val="en-US"/>
-              </w:rPr>
-            </w:pPr>
-            <w:r>
-              <w:rPr>
-                <w:lang w:val="en-US"/>
-              </w:rPr>
+            </w:pPr>
+            <w:r>
               <w:t>LOGR</w:t>
             </w:r>
           </w:p>
@@ -425,20 +275,11 @@
           <w:p>
             <w:pPr>
               <w:jc w:val="center"/>
-              <w:rPr>
-                <w:lang w:val="en-US"/>
-              </w:rPr>
-            </w:pPr>
-            <w:r>
-              <w:rPr>
-                <w:lang w:val="en-US"/>
-              </w:rPr>
+            </w:pPr>
+            <w:r>
               <w:t xml:space="preserve">SERVER </w:t>
             </w:r>
             <w:r>
-              <w:rPr>
-                <w:lang w:val="en-US"/>
-              </w:rPr>
               <w:t>APPROVES LOGIN ATTEMPT</w:t>
             </w:r>
           </w:p>
@@ -450,14 +291,8 @@
           <w:p>
             <w:pPr>
               <w:jc w:val="center"/>
-              <w:rPr>
-                <w:lang w:val="en-US"/>
-              </w:rPr>
-            </w:pPr>
-            <w:r>
-              <w:rPr>
-                <w:lang w:val="en-US"/>
-              </w:rPr>
+            </w:pPr>
+            <w:r>
               <w:t>none</w:t>
             </w:r>
           </w:p>
@@ -471,14 +306,8 @@
           <w:p>
             <w:pPr>
               <w:jc w:val="center"/>
-              <w:rPr>
-                <w:lang w:val="en-US"/>
-              </w:rPr>
-            </w:pPr>
-            <w:r>
-              <w:rPr>
-                <w:lang w:val="en-US"/>
-              </w:rPr>
+            </w:pPr>
+            <w:r>
               <w:t>FGTP</w:t>
             </w:r>
           </w:p>
@@ -490,14 +319,8 @@
           <w:p>
             <w:pPr>
               <w:jc w:val="center"/>
-              <w:rPr>
-                <w:lang w:val="en-US"/>
-              </w:rPr>
-            </w:pPr>
-            <w:r>
-              <w:rPr>
-                <w:lang w:val="en-US"/>
-              </w:rPr>
+            </w:pPr>
+            <w:r>
               <w:t>USER TELLS SERVER THAT HE FORGOTS PASSWORD</w:t>
             </w:r>
           </w:p>
@@ -509,14 +332,8 @@
           <w:p>
             <w:pPr>
               <w:jc w:val="center"/>
-              <w:rPr>
-                <w:lang w:val="en-US"/>
-              </w:rPr>
-            </w:pPr>
-            <w:r>
-              <w:rPr>
-                <w:lang w:val="en-US"/>
-              </w:rPr>
+            </w:pPr>
+            <w:r>
               <w:t>EMAIL</w:t>
             </w:r>
           </w:p>
@@ -530,14 +347,8 @@
           <w:p>
             <w:pPr>
               <w:jc w:val="center"/>
-              <w:rPr>
-                <w:lang w:val="en-US"/>
-              </w:rPr>
-            </w:pPr>
-            <w:r>
-              <w:rPr>
-                <w:lang w:val="en-US"/>
-              </w:rPr>
+            </w:pPr>
+            <w:r>
               <w:t>FGPR</w:t>
             </w:r>
           </w:p>
@@ -549,14 +360,8 @@
           <w:p>
             <w:pPr>
               <w:jc w:val="center"/>
-              <w:rPr>
-                <w:lang w:val="en-US"/>
-              </w:rPr>
-            </w:pPr>
-            <w:r>
-              <w:rPr>
-                <w:lang w:val="en-US"/>
-              </w:rPr>
+            </w:pPr>
+            <w:r>
               <w:t>SERVER TELLS USER THAT AN EMAIL HAS BEEN SENT TO MAKE A NEW PASSWORD.</w:t>
             </w:r>
           </w:p>
@@ -568,14 +373,8 @@
           <w:p>
             <w:pPr>
               <w:jc w:val="center"/>
-              <w:rPr>
-                <w:lang w:val="en-US"/>
-              </w:rPr>
-            </w:pPr>
-            <w:r>
-              <w:rPr>
-                <w:lang w:val="en-US"/>
-              </w:rPr>
+            </w:pPr>
+            <w:r>
               <w:t>none</w:t>
             </w:r>
           </w:p>
@@ -589,14 +388,172 @@
           <w:p>
             <w:pPr>
               <w:jc w:val="center"/>
-              <w:rPr>
-                <w:lang w:val="en-US"/>
-              </w:rPr>
-            </w:pPr>
-            <w:r>
-              <w:rPr>
-                <w:lang w:val="en-US"/>
-              </w:rPr>
+            </w:pPr>
+            <w:r>
+              <w:t>FPCD</w:t>
+            </w:r>
+          </w:p>
+        </w:tc>
+        <w:tc>
+          <w:tcPr>
+            <w:tcW w:w="3005" w:type="dxa"/>
+          </w:tcPr>
+          <w:p>
+            <w:pPr>
+              <w:jc w:val="center"/>
+            </w:pPr>
+            <w:r>
+              <w:t>USER TELLS SERVER CODE</w:t>
+            </w:r>
+          </w:p>
+        </w:tc>
+        <w:tc>
+          <w:tcPr>
+            <w:tcW w:w="3006" w:type="dxa"/>
+          </w:tcPr>
+          <w:p>
+            <w:pPr>
+              <w:jc w:val="center"/>
+            </w:pPr>
+            <w:r>
+              <w:t>CODE</w:t>
+            </w:r>
+          </w:p>
+        </w:tc>
+      </w:tr>
+      <w:tr>
+        <w:tc>
+          <w:tcPr>
+            <w:tcW w:w="3005" w:type="dxa"/>
+          </w:tcPr>
+          <w:p>
+            <w:pPr>
+              <w:jc w:val="center"/>
+            </w:pPr>
+            <w:r>
+              <w:t>FPCR</w:t>
+            </w:r>
+          </w:p>
+        </w:tc>
+        <w:tc>
+          <w:tcPr>
+            <w:tcW w:w="3005" w:type="dxa"/>
+          </w:tcPr>
+          <w:p>
+            <w:pPr>
+              <w:jc w:val="center"/>
+            </w:pPr>
+            <w:r>
+              <w:t>SERVER CONFIRMS CODE (OTHERWISE ERROR)</w:t>
+            </w:r>
+          </w:p>
+        </w:tc>
+        <w:tc>
+          <w:tcPr>
+            <w:tcW w:w="3006" w:type="dxa"/>
+          </w:tcPr>
+          <w:p>
+            <w:pPr>
+              <w:jc w:val="center"/>
+            </w:pPr>
+            <w:r>
+              <w:t>none</w:t>
+            </w:r>
+          </w:p>
+        </w:tc>
+      </w:tr>
+      <w:tr>
+        <w:tc>
+          <w:tcPr>
+            <w:tcW w:w="3005" w:type="dxa"/>
+          </w:tcPr>
+          <w:p>
+            <w:pPr>
+              <w:jc w:val="center"/>
+            </w:pPr>
+            <w:r>
+              <w:t>NEWP</w:t>
+            </w:r>
+          </w:p>
+        </w:tc>
+        <w:tc>
+          <w:tcPr>
+            <w:tcW w:w="3005" w:type="dxa"/>
+          </w:tcPr>
+          <w:p>
+            <w:pPr>
+              <w:jc w:val="center"/>
+            </w:pPr>
+            <w:r>
+              <w:t>USER SENDS SERVER NEW PASSWORD</w:t>
+            </w:r>
+          </w:p>
+        </w:tc>
+        <w:tc>
+          <w:tcPr>
+            <w:tcW w:w="3006" w:type="dxa"/>
+          </w:tcPr>
+          <w:p>
+            <w:pPr>
+              <w:jc w:val="center"/>
+            </w:pPr>
+            <w:r>
+              <w:t>NEW PASSWORD</w:t>
+            </w:r>
+          </w:p>
+        </w:tc>
+      </w:tr>
+      <w:tr>
+        <w:tc>
+          <w:tcPr>
+            <w:tcW w:w="3005" w:type="dxa"/>
+          </w:tcPr>
+          <w:p>
+            <w:pPr>
+              <w:jc w:val="center"/>
+            </w:pPr>
+            <w:r>
+              <w:t>NEWR</w:t>
+            </w:r>
+          </w:p>
+        </w:tc>
+        <w:tc>
+          <w:tcPr>
+            <w:tcW w:w="3005" w:type="dxa"/>
+          </w:tcPr>
+          <w:p>
+            <w:pPr>
+              <w:jc w:val="center"/>
+            </w:pPr>
+            <w:r>
+              <w:t>SERVER CONFIRMS PASSWORD CHANGE</w:t>
+            </w:r>
+          </w:p>
+        </w:tc>
+        <w:tc>
+          <w:tcPr>
+            <w:tcW w:w="3006" w:type="dxa"/>
+          </w:tcPr>
+          <w:p>
+            <w:pPr>
+              <w:jc w:val="center"/>
+            </w:pPr>
+            <w:r>
+              <w:t>none</w:t>
+            </w:r>
+          </w:p>
+        </w:tc>
+      </w:tr>
+      <w:tr>
+        <w:tc>
+          <w:tcPr>
+            <w:tcW w:w="3005" w:type="dxa"/>
+          </w:tcPr>
+          <w:p>
+            <w:pPr>
+              <w:jc w:val="center"/>
+            </w:pPr>
+            <w:r>
               <w:t>EROR</w:t>
             </w:r>
           </w:p>
@@ -608,14 +565,8 @@
           <w:p>
             <w:pPr>
               <w:jc w:val="center"/>
-              <w:rPr>
-                <w:lang w:val="en-US"/>
-              </w:rPr>
-            </w:pPr>
-            <w:r>
-              <w:rPr>
-                <w:lang w:val="en-US"/>
-              </w:rPr>
+            </w:pPr>
+            <w:r>
               <w:t>GENERAL ERROR MESSAGE</w:t>
             </w:r>
           </w:p>
@@ -627,14 +578,8 @@
           <w:p>
             <w:pPr>
               <w:jc w:val="center"/>
-              <w:rPr>
-                <w:lang w:val="en-US"/>
-              </w:rPr>
-            </w:pPr>
-            <w:r>
-              <w:rPr>
-                <w:lang w:val="en-US"/>
-              </w:rPr>
+            </w:pPr>
+            <w:r>
               <w:t>ERROR CODE</w:t>
             </w:r>
           </w:p>
@@ -651,14 +596,8 @@
                 <w:tab w:val="center" w:pos="1394"/>
               </w:tabs>
               <w:jc w:val="center"/>
-              <w:rPr>
-                <w:lang w:val="en-US"/>
-              </w:rPr>
-            </w:pPr>
-            <w:r>
-              <w:rPr>
-                <w:lang w:val="en-US"/>
-              </w:rPr>
+            </w:pPr>
+            <w:r>
               <w:t>MESG</w:t>
             </w:r>
           </w:p>
@@ -670,14 +609,8 @@
           <w:p>
             <w:pPr>
               <w:jc w:val="center"/>
-              <w:rPr>
-                <w:lang w:val="en-US"/>
-              </w:rPr>
-            </w:pPr>
-            <w:r>
-              <w:rPr>
-                <w:lang w:val="en-US"/>
-              </w:rPr>
+            </w:pPr>
+            <w:r>
               <w:t>AFTER LOGGED IN – CAN SEND MESSAGE TO OTHER USER.</w:t>
             </w:r>
           </w:p>
@@ -689,20 +622,11 @@
           <w:p>
             <w:pPr>
               <w:jc w:val="center"/>
-              <w:rPr>
-                <w:lang w:val="en-US"/>
-              </w:rPr>
-            </w:pPr>
-            <w:r>
-              <w:rPr>
-                <w:lang w:val="en-US"/>
-              </w:rPr>
+            </w:pPr>
+            <w:r>
               <w:t xml:space="preserve">FROM USER, </w:t>
             </w:r>
             <w:r>
-              <w:rPr>
-                <w:lang w:val="en-US"/>
-              </w:rPr>
               <w:t>TO USER, CONTENT</w:t>
             </w:r>
           </w:p>
@@ -716,14 +640,8 @@
           <w:p>
             <w:pPr>
               <w:jc w:val="center"/>
-              <w:rPr>
-                <w:lang w:val="en-US"/>
-              </w:rPr>
-            </w:pPr>
-            <w:r>
-              <w:rPr>
-                <w:lang w:val="en-US"/>
-              </w:rPr>
+            </w:pPr>
+            <w:r>
               <w:t>MESS</w:t>
             </w:r>
           </w:p>
@@ -735,14 +653,8 @@
           <w:p>
             <w:pPr>
               <w:jc w:val="center"/>
-              <w:rPr>
-                <w:lang w:val="en-US"/>
-              </w:rPr>
-            </w:pPr>
-            <w:r>
-              <w:rPr>
-                <w:lang w:val="en-US"/>
-              </w:rPr>
+            </w:pPr>
+            <w:r>
               <w:t>MESSAGE FROM ANOTHER USER. PASSES THROUGH SERVER FIRST, THIS IS SENT FROM SERVER</w:t>
             </w:r>
           </w:p>
@@ -754,38 +666,20 @@
           <w:p>
             <w:pPr>
               <w:jc w:val="center"/>
-              <w:rPr>
-                <w:lang w:val="en-US"/>
-              </w:rPr>
-            </w:pPr>
-            <w:r>
-              <w:rPr>
-                <w:lang w:val="en-US"/>
-              </w:rPr>
+            </w:pPr>
+            <w:r>
               <w:t>FROM USER,  CONTENT</w:t>
             </w:r>
           </w:p>
         </w:tc>
       </w:tr>
     </w:tbl>
-    <w:p>
-      <w:pPr>
-        <w:rPr>
-          <w:lang w:val="en-US"/>
-        </w:rPr>
-      </w:pPr>
-    </w:p>
+    <w:p/>
     <w:p>
       <w:pPr>
         <w:jc w:val="center"/>
-        <w:rPr>
-          <w:lang w:val="en-US"/>
-        </w:rPr>
       </w:pPr>
       <w:r>
-        <w:rPr>
-          <w:lang w:val="en-US"/>
-        </w:rPr>
         <w:t>ERROR CODES AND MEANINGS:</w:t>
       </w:r>
     </w:p>
@@ -805,15 +699,7 @@
             <w:tcW w:w="4508" w:type="dxa"/>
           </w:tcPr>
           <w:p>
-            <w:pPr>
-              <w:rPr>
-                <w:lang w:val="en-US"/>
-              </w:rPr>
-            </w:pPr>
-            <w:r>
-              <w:rPr>
-                <w:lang w:val="en-US"/>
-              </w:rPr>
+            <w:r>
               <w:t>CODE</w:t>
             </w:r>
           </w:p>
@@ -823,15 +709,7 @@
             <w:tcW w:w="4508" w:type="dxa"/>
           </w:tcPr>
           <w:p>
-            <w:pPr>
-              <w:rPr>
-                <w:lang w:val="en-US"/>
-              </w:rPr>
-            </w:pPr>
-            <w:r>
-              <w:rPr>
-                <w:lang w:val="en-US"/>
-              </w:rPr>
+            <w:r>
               <w:t>MEANING</w:t>
             </w:r>
           </w:p>
@@ -845,14 +723,8 @@
           <w:p>
             <w:pPr>
               <w:jc w:val="center"/>
-              <w:rPr>
-                <w:lang w:val="en-US"/>
-              </w:rPr>
-            </w:pPr>
-            <w:r>
-              <w:rPr>
-                <w:lang w:val="en-US"/>
-              </w:rPr>
+            </w:pPr>
+            <w:r>
               <w:t>001</w:t>
             </w:r>
           </w:p>
@@ -864,14 +736,8 @@
           <w:p>
             <w:pPr>
               <w:jc w:val="center"/>
-              <w:rPr>
-                <w:lang w:val="en-US"/>
-              </w:rPr>
-            </w:pPr>
-            <w:r>
-              <w:rPr>
-                <w:lang w:val="en-US"/>
-              </w:rPr>
+            </w:pPr>
+            <w:r>
               <w:t>GENERAL ERROR</w:t>
             </w:r>
           </w:p>
@@ -885,14 +751,8 @@
           <w:p>
             <w:pPr>
               <w:jc w:val="center"/>
-              <w:rPr>
-                <w:lang w:val="en-US"/>
-              </w:rPr>
-            </w:pPr>
-            <w:r>
-              <w:rPr>
-                <w:lang w:val="en-US"/>
-              </w:rPr>
+            </w:pPr>
+            <w:r>
               <w:t>002</w:t>
             </w:r>
           </w:p>
@@ -904,14 +764,8 @@
           <w:p>
             <w:pPr>
               <w:jc w:val="center"/>
-              <w:rPr>
-                <w:lang w:val="en-US"/>
-              </w:rPr>
-            </w:pPr>
-            <w:r>
-              <w:rPr>
-                <w:lang w:val="en-US"/>
-              </w:rPr>
+            </w:pPr>
+            <w:r>
               <w:t>INVALID PASSWORD</w:t>
             </w:r>
           </w:p>
@@ -925,14 +779,8 @@
           <w:p>
             <w:pPr>
               <w:jc w:val="center"/>
-              <w:rPr>
-                <w:lang w:val="en-US"/>
-              </w:rPr>
-            </w:pPr>
-            <w:r>
-              <w:rPr>
-                <w:lang w:val="en-US"/>
-              </w:rPr>
+            </w:pPr>
+            <w:r>
               <w:t>003</w:t>
             </w:r>
           </w:p>
@@ -944,14 +792,8 @@
           <w:p>
             <w:pPr>
               <w:jc w:val="center"/>
-              <w:rPr>
-                <w:lang w:val="en-US"/>
-              </w:rPr>
-            </w:pPr>
-            <w:r>
-              <w:rPr>
-                <w:lang w:val="en-US"/>
-              </w:rPr>
+            </w:pPr>
+            <w:r>
               <w:t>NO SUCH USER EXISTS</w:t>
             </w:r>
           </w:p>
@@ -965,14 +807,8 @@
           <w:p>
             <w:pPr>
               <w:jc w:val="center"/>
-              <w:rPr>
-                <w:lang w:val="en-US"/>
-              </w:rPr>
-            </w:pPr>
-            <w:r>
-              <w:rPr>
-                <w:lang w:val="en-US"/>
-              </w:rPr>
+            </w:pPr>
+            <w:r>
               <w:t>004</w:t>
             </w:r>
           </w:p>
@@ -984,14 +820,8 @@
           <w:p>
             <w:pPr>
               <w:jc w:val="center"/>
-              <w:rPr>
-                <w:lang w:val="en-US"/>
-              </w:rPr>
-            </w:pPr>
-            <w:r>
-              <w:rPr>
-                <w:lang w:val="en-US"/>
-              </w:rPr>
+            </w:pPr>
+            <w:r>
               <w:t>USERNAME ALREADY EXISTS</w:t>
             </w:r>
           </w:p>
@@ -1005,14 +835,9 @@
           <w:p>
             <w:pPr>
               <w:jc w:val="center"/>
-              <w:rPr>
-                <w:lang w:val="en-US"/>
-              </w:rPr>
-            </w:pPr>
-            <w:r>
-              <w:rPr>
-                <w:lang w:val="en-US"/>
-              </w:rPr>
+            </w:pPr>
+            <w:r>
+              <w:lastRenderedPageBreak/>
               <w:t>005</w:t>
             </w:r>
           </w:p>
@@ -1024,14 +849,8 @@
           <w:p>
             <w:pPr>
               <w:jc w:val="center"/>
-              <w:rPr>
-                <w:lang w:val="en-US"/>
-              </w:rPr>
-            </w:pPr>
-            <w:r>
-              <w:rPr>
-                <w:lang w:val="en-US"/>
-              </w:rPr>
+            </w:pPr>
+            <w:r>
               <w:t>INVALID MESSAGE SENT</w:t>
             </w:r>
           </w:p>
@@ -1045,14 +864,8 @@
           <w:p>
             <w:pPr>
               <w:jc w:val="center"/>
-              <w:rPr>
-                <w:lang w:val="en-US"/>
-              </w:rPr>
-            </w:pPr>
-            <w:r>
-              <w:rPr>
-                <w:lang w:val="en-US"/>
-              </w:rPr>
+            </w:pPr>
+            <w:r>
               <w:t>006</w:t>
             </w:r>
           </w:p>
@@ -1064,20 +877,11 @@
           <w:p>
             <w:pPr>
               <w:jc w:val="center"/>
-              <w:rPr>
-                <w:lang w:val="en-US"/>
-              </w:rPr>
-            </w:pPr>
-            <w:r>
-              <w:rPr>
-                <w:lang w:val="en-US"/>
-              </w:rPr>
+            </w:pPr>
+            <w:r>
               <w:t>NO EMAIL ASSOCIATED WITH THE ACCOUN</w:t>
             </w:r>
             <w:r>
-              <w:rPr>
-                <w:lang w:val="en-US"/>
-              </w:rPr>
               <w:t>T</w:t>
             </w:r>
           </w:p>
@@ -1091,14 +895,8 @@
           <w:p>
             <w:pPr>
               <w:jc w:val="center"/>
-              <w:rPr>
-                <w:lang w:val="en-US"/>
-              </w:rPr>
-            </w:pPr>
-            <w:r>
-              <w:rPr>
-                <w:lang w:val="en-US"/>
-              </w:rPr>
+            </w:pPr>
+            <w:r>
               <w:t>007</w:t>
             </w:r>
           </w:p>
@@ -1110,10 +908,10 @@
           <w:p>
             <w:pPr>
               <w:jc w:val="center"/>
-              <w:rPr>
-                <w:lang w:val="en-US"/>
-              </w:rPr>
-            </w:pPr>
+            </w:pPr>
+            <w:r>
+              <w:t>LOGIN SEQUENCE ALREADY UNDERWAY</w:t>
+            </w:r>
           </w:p>
         </w:tc>
       </w:tr>
@@ -1125,14 +923,8 @@
           <w:p>
             <w:pPr>
               <w:jc w:val="center"/>
-              <w:rPr>
-                <w:lang w:val="en-US"/>
-              </w:rPr>
-            </w:pPr>
-            <w:r>
-              <w:rPr>
-                <w:lang w:val="en-US"/>
-              </w:rPr>
+            </w:pPr>
+            <w:r>
               <w:t>008</w:t>
             </w:r>
           </w:p>
@@ -1144,10 +936,10 @@
           <w:p>
             <w:pPr>
               <w:jc w:val="center"/>
-              <w:rPr>
-                <w:lang w:val="en-US"/>
-              </w:rPr>
-            </w:pPr>
+            </w:pPr>
+            <w:r>
+              <w:t>INVALID CODE</w:t>
+            </w:r>
           </w:p>
         </w:tc>
       </w:tr>
@@ -1159,14 +951,8 @@
           <w:p>
             <w:pPr>
               <w:jc w:val="center"/>
-              <w:rPr>
-                <w:lang w:val="en-US"/>
-              </w:rPr>
-            </w:pPr>
-            <w:r>
-              <w:rPr>
-                <w:lang w:val="en-US"/>
-              </w:rPr>
+            </w:pPr>
+            <w:r>
               <w:t>009</w:t>
             </w:r>
           </w:p>
@@ -1178,10 +964,10 @@
           <w:p>
             <w:pPr>
               <w:jc w:val="center"/>
-              <w:rPr>
-                <w:lang w:val="en-US"/>
-              </w:rPr>
-            </w:pPr>
+            </w:pPr>
+            <w:r>
+              <w:t>EMAIL NOT ASSOCIATED WITH ACCOUNT</w:t>
+            </w:r>
           </w:p>
         </w:tc>
       </w:tr>
@@ -1189,9 +975,6 @@
     <w:p>
       <w:pPr>
         <w:jc w:val="center"/>
-        <w:rPr>
-          <w:lang w:val="en-US"/>
-        </w:rPr>
       </w:pPr>
     </w:p>
     <w:sectPr>
@@ -1333,7 +1116,7 @@
         <w:rFonts w:asciiTheme="minorHAnsi" w:eastAsiaTheme="minorHAnsi" w:hAnsiTheme="minorHAnsi" w:cstheme="minorBidi"/>
         <w:sz w:val="22"/>
         <w:szCs w:val="22"/>
-        <w:lang w:val="en-IL" w:eastAsia="en-US" w:bidi="he-IL"/>
+        <w:lang w:val="en-US" w:eastAsia="en-US" w:bidi="he-IL"/>
       </w:rPr>
     </w:rPrDefault>
     <w:pPrDefault>
